--- a/spa/docx/07.content.docx
+++ b/spa/docx/07.content.docx
@@ -11,6 +11,15 @@
         <w:pStyle w:val="Heading2"/>
       </w:pPr>
       <w:r>
+        <w:t>Resource: Notas de Estudio (Tyndale)</w:t>
+      </w:r>
+      <w:r/>
+    </w:p>
+    <w:p>
+      <w:pPr>
+        <w:pStyle w:val="Heading2"/>
+      </w:pPr>
+      <w:r>
         <w:t>License Information</w:t>
       </w:r>
       <w:r/>
@@ -21,7 +30,7 @@
         <w:rPr>
           <w:b/>
         </w:rPr>
-        <w:t>Study Notes (Tyndale)</w:t>
+        <w:t>Notas de Estudio (Tyndale)</w:t>
       </w:r>
       <w:r>
         <w:t xml:space="preserve"> (Spanish) is based on</w:t>
@@ -74,7 +83,7 @@
         <w:pStyle w:val="Heading1"/>
       </w:pPr>
       <w:r>
-        <w:t>Study Notes (Tyndale)</w:t>
+        <w:t>Notas de Estudio (Tyndale)</w:t>
       </w:r>
     </w:p>
     <w:p>
@@ -83,6 +92,51 @@
           <w:headerReference w:type="even" r:id="rId8"/>
           <w:headerReference w:type="default" r:id="rId9"/>
           <w:footerReference w:type="default" r:id="rId10"/>
+          <w:footnotePr>
+            <w:numRestart w:val="eachSect"/>
+          </w:footnotePr>
+          <w:type w:val="continuous"/>
+          <w:pgSz w:w="12240" w:h="15840" w:code="1"/>
+          <w:pgMar w:top="1440" w:right="1440" w:bottom="1440" w:left="1440" w:header="504" w:footer="504" w:gutter="0"/>
+          <w:cols w:space="708"/>
+          <w:titlePg/>
+          <w:docGrid w:linePitch="360"/>
+        </w:sectPr>
+      </w:pPr>
+    </w:p>
+    <w:p>
+      <w:r/>
+    </w:p>
+    <w:p>
+      <w:pPr>
+        <w:pStyle w:val="Heading2"/>
+      </w:pPr>
+      <w:r>
+        <w:t>JDG</w:t>
+      </w:r>
+      <w:r/>
+    </w:p>
+    <w:p>
+      <w:r/>
+      <w:r>
+        <w:rPr>
+          <w:i/>
+        </w:rPr>
+        <w:t>Jueces 1:1, Jueces 1:1–2.5, Jueces 1:1–3.6, Jueces 1:2, Jueces 1:3, Jueces 1:10, Jueces 1:11, Jueces 1:14, Jueces 1:16, Jueces 1:17, Jueces 1:18, Jueces 1:19–20, Jueces 1:21, Jueces 1:21–36, Jueces 1:22, Jueces 1:22–36, Jueces 1:24, Jueces 1:26, Jueces 1:27, Jueces 1:34, Jueces 2:1, Jueces 2:1–5, Jueces 2:2, Jueces 2:6–3:6, Jueces 2:8, Jueces 2:10–19, Jueces 2:11–13, Jueces 2:14–15, Jueces 2:15, Jueces 2:16–19, Jueces 2:20–23, Jueces 3:1–4, Jueces 3:3, Jueces 3:5–6, Jueces 3:7–11, Jueces 3:8, Jueces 3:12–13, Jueces 3:12–30, Jueces 3:15, Jueces 3:16, Jueces 3:19, Jueces 3:19–21, Jueces 3:20, Jueces 3:23, Jueces 3:24–25, Jueces 3:26, Jueces 3:27–28, Jueces 3:31, Jueces 4:1, Jueces 4:1–5.31, Jueces 4:2, Jueces 4:3, Jueces 4:4–7, Jueces 4:6, Jueces 4:7, Jueces 4:8, Jueces 4:9, Jueces 4:10, Jueces 4:11, Jueces 4:12–13, Jueces 4:14–16, Jueces 4:17–20, Jueces 4:19, Jueces 4:21–22, Jueces 4:23, Jueces 4:24, Jueces 5:1–31, Jueces 5:3, Jueces 5:4–5, Jueces 5:6, Jueces 5:7, Jueces 5:8, Jueces 5:10, Jueces 5:11, Jueces 5:13, Jueces 5:14–18, Jueces 5:19, Jueces 5:19–23, Jueces 5:23, Jueces 5:24–27, Jueces 5:28, Jueces 5:29–30, Jueces 5:31, Jueces 6:1–6, Jueces 6:1–8.35, Jueces 6:5, Jueces 6:8–10, Jueces 6:11–32, Jueces 6:12, Jueces 6:13–15, Jueces 6:15, Jueces 6:22, Jueces 6:24, Jueces 6:25, Jueces 6:25–32, Jueces 6:31, Jueces 6:33, Jueces 6:34, Jueces 6:36–40, Jueces 7:1, Jueces 7:2, Jueces 7:3, Jueces 7:4–8, Jueces 7:8, Jueces 7:10–15, Jueces 7:11, Jueces 7:13–14, Jueces 7:16, Jueces 7:17–20, Jueces 7:21, Jueces 7:22, Jueces 7:24, Jueces 7:25, Jueces 8:1–3, Jueces 8:4–12, Jueces 8:7, Jueces 8:8–9, Jueces 8:10–12, Jueces 8:13–17, Jueces 8:18–21, Jueces 8:20–21, Jueces 8:21, Jueces 8:24, Jueces 8:27, Jueces 8:28, Jueces 8:29–32, Jueces 8:31, Jueces 8:33–35, Jueces 9:1–3, Jueces 9:1–57, Jueces 9:3–5, Jueces 9:4, Jueces 9:5, Jueces 9:6, Jueces 9:7, Jueces 9:7–21, Jueces 9:8–13, Jueces 9:14–15, Jueces 9:16–18, Jueces 9:19–20, Jueces 9:22–23, Jueces 9:22–25, Jueces 9:22–57, Jueces 9:25, Jueces 9:26–41, Jueces 9:27–29, Jueces 9:28, Jueces 9:30–41, Jueces 9:42, Jueces 9:43–45, Jueces 9:45, Jueces 9:46–49, Jueces 9:48, Jueces 9:50, Jueces 9:53, Jueces 9:54–55, Jueces 9:56–57, Jueces 10:1, Jueces 10:1–5, Jueces 10:3–4, Jueces 10:6, Jueces 10:6–16, Jueces 10:7–8, Jueces 10:17–18, Jueces 10:18, Jueces 11:1–2, Jueces 11:1–3, Jueces 11:3, Jueces 11:4, Jueces 11:5–6, Jueces 11:7–8, Jueces 11:9–10, Jueces 11:11, Jueces 11:12–28, Jueces 11:17, Jueces 11:24, Jueces 11:25, Jueces 11:26, Jueces 11:27, Jueces 11:29–31, Jueces 11:31, Jueces 11:32, Jueces 11:35, Jueces 11:39, Jueces 12:1, Jueces 12:1–6, Jueces 12:2, Jueces 12:4, Jueces 12:5, Jueces 12:6, Jueces 12:7, Jueces 12:8, Jueces 12:8–15, Jueces 12:15, Jueces 13:1, Jueces 13:1–16.31, Jueces 13:2, Jueces 13:3–5, Jueces 13:4, Jueces 13:6–7, Jueces 13:12–13, Jueces 13:15–16, Jueces 13:17–18, Jueces 13:19–22, Jueces 13:25, Jueces 14:1, Jueces 14:1–15.20, Jueces 14:2, Jueces 14:3, Jueces 14:5–6, Jueces 14:11, Jueces 14:12, Jueces 14:14–19, Jueces 14:18, Jueces 14:19, Jueces 14:20, Jueces 15:1, Jueces 15:2, Jueces 15:3–5, Jueces 15:6–10, Jueces 15:11, Jueces 15:12, Jueces 15:13, Jueces 15:14–15, Jueces 15:16, Jueces 15:18, Jueces 15:20, Jueces 16:1–31, Jueces 16:2–3, Jueces 16:3, Jueces 16:4–22, Jueces 16:5, Jueces 16:6, Jueces 16:7, Jueces 16:11, Jueces 16:13–14, Jueces 16:16, Jueces 16:17–19, Jueces 16:18, Jueces 16:20, Jueces 16:22, Jueces 16:23–24, Jueces 16:28–30, Jueces 17:1, Jueces 17:1–21.25, Jueces 17:2–3, Jueces 17:4–5, Jueces 17:5, Jueces 17:7–8, Jueces 17:13, Jueces 18:1–31, Jueces 18:2, Jueces 18:3–4, Jueces 18:5–6, Jueces 18:7, Jueces 18:9–10, Jueces 18:12, Jueces 18:14, Jueces 18:14–26, Jueces 18:15, Jueces 18:16, Jueces 18:18, Jueces 18:19, Jueces 18:20, Jueces 18:22, Jueces 18:23, Jueces 18:24, Jueces 18:25, Jueces 18:28, Jueces 18:29–31, Jueces 18:30, Jueces 18:31, Jueces 19:1, Jueces 19:1–21.25, Jueces 19:4, Jueces 19:5–7, Jueces 19:10, Jueces 19:13, Jueces 19:15, Jueces 19:16, Jueces 19:18, Jueces 19:20, Jueces 19:22, Jueces 19:23, Jueces 19:24, Jueces 19:25, Jueces 19:28–29, Jueces 20:1, Jueces 20:3, Jueces 20:5, Jueces 20:9, Jueces 20:12–13, Jueces 20:13–17, Jueces 20:16, Jueces 20:18, Jueces 20:19–21, Jueces 20:22–23, Jueces 20:24–25, Jueces 20:26–28, Jueces 20:29–44, Jueces 20:33, Jueces 20:36–48, Jueces 20:43, Jueces 20:47, Jueces 21:1, Jueces 21:3, Jueces 21:8–9, Jueces 21:11, Jueces 21:15–17, Jueces 21:19, Jueces 21:23, Jueces 21:24, Jueces 21:25</w:t>
+      </w:r>
+      <w:r/>
+    </w:p>
+    <w:p>
+      <w:r/>
+      <w:r>
+        <w:t xml:space="preserve"> </w:t>
+      </w:r>
+      <w:r/>
+      <w:r/>
+    </w:p>
+    <w:p>
+      <w:pPr>
+        <w:sectPr>
           <w:footnotePr>
             <w:numRestart w:val="eachSect"/>
           </w:footnotePr>

--- a/spa/docx/07.content.docx
+++ b/spa/docx/07.content.docx
@@ -163,13 +163,6 @@
         <w:rPr>
           <w:lang w:val="es_ES" w:bidi="es_ES"/>
         </w:rPr>
-      </w:r>
-      <w:r>
-        <w:rPr>
-          <w:i/>
-          <w:lang w:val="es_ES" w:bidi="es_ES"/>
-        </w:rPr>
-        <w:t>Jueces 1:1, Jueces 1:1–2.5, Jueces 1:1–3.6, Jueces 1:2, Jueces 1:3, Jueces 1:10, Jueces 1:11, Jueces 1:14, Jueces 1:16, Jueces 1:17, Jueces 1:18, Jueces 1:19–20, Jueces 1:21, Jueces 1:21–36, Jueces 1:22, Jueces 1:22–36, Jueces 1:24, Jueces 1:26, Jueces 1:27, Jueces 1:34, Jueces 2:1, Jueces 2:1–5, Jueces 2:2, Jueces 2:6–3:6, Jueces 2:8, Jueces 2:10–19, Jueces 2:11–13, Jueces 2:14–15, Jueces 2:15, Jueces 2:16–19, Jueces 2:20–23, Jueces 3:1–4, Jueces 3:3, Jueces 3:5–6, Jueces 3:7–11, Jueces 3:8, Jueces 3:12–13, Jueces 3:12–30, Jueces 3:15, Jueces 3:16, Jueces 3:19, Jueces 3:19–21, Jueces 3:20, Jueces 3:23, Jueces 3:24–25, Jueces 3:26, Jueces 3:27–28, Jueces 3:31, Jueces 4:1, Jueces 4:1–5.31, Jueces 4:2, Jueces 4:3, Jueces 4:4–7, Jueces 4:6, Jueces 4:7, Jueces 4:8, Jueces 4:9, Jueces 4:10, Jueces 4:11, Jueces 4:12–13, Jueces 4:14–16, Jueces 4:17–20, Jueces 4:19, Jueces 4:21–22, Jueces 4:23, Jueces 4:24, Jueces 5:1–31, Jueces 5:3, Jueces 5:4–5, Jueces 5:6, Jueces 5:7, Jueces 5:8, Jueces 5:10, Jueces 5:11, Jueces 5:13, Jueces 5:14–18, Jueces 5:19, Jueces 5:19–23, Jueces 5:23, Jueces 5:24–27, Jueces 5:28, Jueces 5:29–30, Jueces 5:31, Jueces 6:1–6, Jueces 6:1–8.35, Jueces 6:5, Jueces 6:8–10, Jueces 6:11–32, Jueces 6:12, Jueces 6:13–15, Jueces 6:15, Jueces 6:22, Jueces 6:24, Jueces 6:25, Jueces 6:25–32, Jueces 6:31, Jueces 6:33, Jueces 6:34, Jueces 6:36–40, Jueces 7:1, Jueces 7:2, Jueces 7:3, Jueces 7:4–8, Jueces 7:8, Jueces 7:10–15, Jueces 7:11, Jueces 7:13–14, Jueces 7:16, Jueces 7:17–20, Jueces 7:21, Jueces 7:22, Jueces 7:24, Jueces 7:25, Jueces 8:1–3, Jueces 8:4–12, Jueces 8:7, Jueces 8:8–9, Jueces 8:10–12, Jueces 8:13–17, Jueces 8:18–21, Jueces 8:20–21, Jueces 8:21, Jueces 8:24, Jueces 8:27, Jueces 8:28, Jueces 8:29–32, Jueces 8:31, Jueces 8:33–35, Jueces 9:1–3, Jueces 9:1–57, Jueces 9:3–5, Jueces 9:4, Jueces 9:5, Jueces 9:6, Jueces 9:7, Jueces 9:7–21, Jueces 9:8–13, Jueces 9:14–15, Jueces 9:16–18, Jueces 9:19–20, Jueces 9:22–23, Jueces 9:22–25, Jueces 9:22–57, Jueces 9:25, Jueces 9:26–41, Jueces 9:27–29, Jueces 9:28, Jueces 9:30–41, Jueces 9:42, Jueces 9:43–45, Jueces 9:45, Jueces 9:46–49, Jueces 9:48, Jueces 9:50, Jueces 9:53, Jueces 9:54–55, Jueces 9:56–57, Jueces 10:1, Jueces 10:1–5, Jueces 10:3–4, Jueces 10:6, Jueces 10:6–16, Jueces 10:7–8, Jueces 10:17–18, Jueces 10:18, Jueces 11:1–2, Jueces 11:1–3, Jueces 11:3, Jueces 11:4, Jueces 11:5–6, Jueces 11:7–8, Jueces 11:9–10, Jueces 11:11, Jueces 11:12–28, Jueces 11:17, Jueces 11:24, Jueces 11:25, Jueces 11:26, Jueces 11:27, Jueces 11:29–31, Jueces 11:31, Jueces 11:32, Jueces 11:35, Jueces 11:39, Jueces 12:1, Jueces 12:1–6, Jueces 12:2, Jueces 12:4, Jueces 12:5, Jueces 12:6, Jueces 12:7, Jueces 12:8, Jueces 12:8–15, Jueces 12:15, Jueces 13:1, Jueces 13:1–16.31, Jueces 13:2, Jueces 13:3–5, Jueces 13:4, Jueces 13:6–7, Jueces 13:12–13, Jueces 13:15–16, Jueces 13:17–18, Jueces 13:19–22, Jueces 13:25, Jueces 14:1, Jueces 14:1–15.20, Jueces 14:2, Jueces 14:3, Jueces 14:5–6, Jueces 14:11, Jueces 14:12, Jueces 14:14–19, Jueces 14:18, Jueces 14:19, Jueces 14:20, Jueces 15:1, Jueces 15:2, Jueces 15:3–5, Jueces 15:6–10, Jueces 15:11, Jueces 15:12, Jueces 15:13, Jueces 15:14–15, Jueces 15:16, Jueces 15:18, Jueces 15:20, Jueces 16:1–31, Jueces 16:2–3, Jueces 16:3, Jueces 16:4–22, Jueces 16:5, Jueces 16:6, Jueces 16:7, Jueces 16:11, Jueces 16:13–14, Jueces 16:16, Jueces 16:17–19, Jueces 16:18, Jueces 16:20, Jueces 16:22, Jueces 16:23–24, Jueces 16:28–30, Jueces 17:1, Jueces 17:1–21.25, Jueces 17:2–3, Jueces 17:4–5, Jueces 17:5, Jueces 17:7–8, Jueces 17:13, Jueces 18:1–31, Jueces 18:2, Jueces 18:3–4, Jueces 18:5–6, Jueces 18:7, Jueces 18:9–10, Jueces 18:12, Jueces 18:14, Jueces 18:14–26, Jueces 18:15, Jueces 18:16, Jueces 18:18, Jueces 18:19, Jueces 18:20, Jueces 18:22, Jueces 18:23, Jueces 18:24, Jueces 18:25, Jueces 18:28, Jueces 18:29–31, Jueces 18:30, Jueces 18:31, Jueces 19:1, Jueces 19:1–21.25, Jueces 19:4, Jueces 19:5–7, Jueces 19:10, Jueces 19:13, Jueces 19:15, Jueces 19:16, Jueces 19:18, Jueces 19:20, Jueces 19:22, Jueces 19:23, Jueces 19:24, Jueces 19:25, Jueces 19:28–29, Jueces 20:1, Jueces 20:3, Jueces 20:5, Jueces 20:9, Jueces 20:12–13, Jueces 20:13–17, Jueces 20:16, Jueces 20:18, Jueces 20:19–21, Jueces 20:22–23, Jueces 20:24–25, Jueces 20:26–28, Jueces 20:29–44, Jueces 20:33, Jueces 20:36–48, Jueces 20:43, Jueces 20:47, Jueces 21:1, Jueces 21:3, Jueces 21:8–9, Jueces 21:11, Jueces 21:15–17, Jueces 21:19, Jueces 21:23, Jueces 21:24, Jueces 21:25</w:t>
       </w:r>
       <w:r>
         <w:rPr>

--- a/spa/docx/07.content.docx
+++ b/spa/docx/07.content.docx
@@ -150,19 +150,6 @@
           <w:lang w:val="es_ES" w:bidi="es_ES"/>
         </w:rPr>
         <w:t>JDG</w:t>
-      </w:r>
-      <w:r>
-        <w:rPr>
-          <w:lang w:val="es_ES" w:bidi="es_ES"/>
-        </w:rPr>
-      </w:r>
-    </w:p>
-    <w:p>
-      <w:pPr/>
-      <w:r>
-        <w:rPr>
-          <w:lang w:val="es_ES" w:bidi="es_ES"/>
-        </w:rPr>
       </w:r>
       <w:r>
         <w:rPr>

--- a/spa/docx/07.content.docx
+++ b/spa/docx/07.content.docx
@@ -19,7 +19,7 @@
         <w:rPr>
           <w:lang w:val="es_ES" w:bidi="es_ES"/>
         </w:rPr>
-        <w:t>Resource: Notas de Estudio (Tyndale)</w:t>
+        <w:t>Resource: Tyndale Open Study Notes</w:t>
       </w:r>
       <w:r>
         <w:rPr>
@@ -112,7 +112,7 @@
         <w:rPr>
           <w:lang w:val="es_ES" w:bidi="es_ES"/>
         </w:rPr>
-        <w:t>Notas de Estudio (Tyndale)</w:t>
+        <w:t>Tyndale Open Study Notes</w:t>
       </w:r>
     </w:p>
     <w:p>

--- a/spa/docx/07.content.docx
+++ b/spa/docx/07.content.docx
@@ -19,7 +19,7 @@
         <w:rPr>
           <w:lang w:val="es_ES" w:bidi="es_ES"/>
         </w:rPr>
-        <w:t>Resource: Tyndale Open Study Notes</w:t>
+        <w:t>Resource: Aquifer Open Study Notes</w:t>
       </w:r>
       <w:r>
         <w:rPr>
@@ -112,7 +112,7 @@
         <w:rPr>
           <w:lang w:val="es_ES" w:bidi="es_ES"/>
         </w:rPr>
-        <w:t>Tyndale Open Study Notes</w:t>
+        <w:t>Aquifer Open Study Notes</w:t>
       </w:r>
     </w:p>
     <w:p>
